--- a/docs/rental_availability_requirements.docx
+++ b/docs/rental_availability_requirements.docx
@@ -5791,7 +5791,372 @@
       </w:pPr>
       <w:r>
         <w:rPr/>
-        <w:t>11. Odoo 20 migration notes</w:t>
+        <w:t>11. Custody — what the client still holds (RAV-23…26)</w:t>
+      </w:r>
+    </w:p>
+    <w:p>
+      <w:r>
+        <w:rPr/>
+        <w:t xml:space="preserve">The reservation is grounded on </w:t>
+      </w:r>
+      <w:r>
+        <w:rPr>
+          <w:b/>
+        </w:rPr>
+        <w:t>stock moves</w:t>
+      </w:r>
+      <w:r>
+        <w:rPr/>
+        <w:t>, never on the order line. The order is the commercial record ("we agreed 10"); the moves are the custody record ("9 went out, 8 came back"). Deliver more, less or different without renegotiating the order.</w:t>
+      </w:r>
+    </w:p>
+    <w:p>
+      <w:pPr>
+        <w:pStyle w:val="ListBullet"/>
+      </w:pPr>
+      <w:r>
+        <w:rPr>
+          <w:b/>
+        </w:rPr>
+        <w:t>RAV-23 One custody helper.</w:t>
+      </w:r>
+      <w:r>
+        <w:rPr/>
+        <w:t xml:space="preserve"> </w:t>
+      </w:r>
+      <w:r>
+        <w:rPr>
+          <w:rFonts w:ascii="Consolas" w:hAnsi="Consolas"/>
+          <w:color w:val="A03030"/>
+          <w:sz w:val="19"/>
+        </w:rPr>
+        <w:t>sale.order.line._rental_custody_outstanding_qty()</w:t>
+      </w:r>
+      <w:r>
+        <w:rPr/>
+        <w:t xml:space="preserve"> = units that reached </w:t>
+      </w:r>
+      <w:r>
+        <w:rPr>
+          <w:rFonts w:ascii="Consolas" w:hAnsi="Consolas"/>
+          <w:color w:val="A03030"/>
+          <w:sz w:val="19"/>
+        </w:rPr>
+        <w:t>rental_loc</w:t>
+      </w:r>
+      <w:r>
+        <w:rPr/>
+        <w:t xml:space="preserve"> − units that left it again. Never hand-roll this arithmetic.</w:t>
+      </w:r>
+    </w:p>
+    <w:p>
+      <w:pPr>
+        <w:pStyle w:val="Quote"/>
+      </w:pPr>
+      <w:r>
+        <w:rPr/>
+        <w:t xml:space="preserve">⚠ </w:t>
+      </w:r>
+      <w:r>
+        <w:rPr>
+          <w:b/>
+        </w:rPr>
+        <w:t>Trap.</w:t>
+      </w:r>
+      <w:r>
+        <w:rPr/>
+        <w:t xml:space="preserve"> Native </w:t>
+      </w:r>
+      <w:r>
+        <w:rPr>
+          <w:rFonts w:ascii="Consolas" w:hAnsi="Consolas"/>
+          <w:color w:val="A03030"/>
+          <w:sz w:val="19"/>
+        </w:rPr>
+        <w:t>qty_returned</w:t>
+      </w:r>
+      <w:r>
+        <w:rPr/>
+        <w:t xml:space="preserve"> is incremented by </w:t>
+      </w:r>
+      <w:r>
+        <w:rPr>
+          <w:rFonts w:ascii="Consolas" w:hAnsi="Consolas"/>
+          <w:color w:val="A03030"/>
+          <w:sz w:val="19"/>
+        </w:rPr>
+        <w:t>sale_stock_renting.stock_move._action_done</w:t>
+      </w:r>
+      <w:r>
+        <w:rPr/>
+        <w:t xml:space="preserve"> for </w:t>
+      </w:r>
+      <w:r>
+        <w:rPr>
+          <w:b/>
+        </w:rPr>
+        <w:t>every</w:t>
+      </w:r>
+      <w:r>
+        <w:rPr/>
+        <w:t xml:space="preserve"> done move leaving </w:t>
+      </w:r>
+      <w:r>
+        <w:rPr>
+          <w:rFonts w:ascii="Consolas" w:hAnsi="Consolas"/>
+          <w:color w:val="A03030"/>
+          <w:sz w:val="19"/>
+        </w:rPr>
+        <w:t>rental_loc</w:t>
+      </w:r>
+      <w:r>
+        <w:rPr/>
+        <w:t xml:space="preserve"> — which includes the lost/broken </w:t>
+      </w:r>
+      <w:r>
+        <w:rPr>
+          <w:b/>
+        </w:rPr>
+        <w:t>scraps</w:t>
+      </w:r>
+      <w:r>
+        <w:rPr/>
+        <w:t xml:space="preserve">. So </w:t>
+      </w:r>
+      <w:r>
+        <w:rPr>
+          <w:rFonts w:ascii="Consolas" w:hAnsi="Consolas"/>
+          <w:color w:val="A03030"/>
+          <w:sz w:val="19"/>
+        </w:rPr>
+        <w:t>qty_returned</w:t>
+      </w:r>
+      <w:r>
+        <w:rPr/>
+        <w:t xml:space="preserve"> already means "left the customer". Adding </w:t>
+      </w:r>
+      <w:r>
+        <w:rPr>
+          <w:rFonts w:ascii="Consolas" w:hAnsi="Consolas"/>
+          <w:color w:val="A03030"/>
+          <w:sz w:val="19"/>
+        </w:rPr>
+        <w:t>_rental_scrapped_qty()</w:t>
+      </w:r>
+      <w:r>
+        <w:rPr/>
+        <w:t xml:space="preserve"> on top double-counts the written-off units; that bug hid a partially-returned line and could drive the commitment below what was really out.</w:t>
+      </w:r>
+    </w:p>
+    <w:p>
+      <w:pPr>
+        <w:pStyle w:val="ListBullet"/>
+      </w:pPr>
+      <w:r>
+        <w:rPr>
+          <w:b/>
+        </w:rPr>
+        <w:t>RAV-24 Committed quantity</w:t>
+      </w:r>
+      <w:r>
+        <w:rPr/>
+        <w:t xml:space="preserve"> (</w:t>
+      </w:r>
+      <w:r>
+        <w:rPr>
+          <w:rFonts w:ascii="Consolas" w:hAnsi="Consolas"/>
+          <w:color w:val="A03030"/>
+          <w:sz w:val="19"/>
+        </w:rPr>
+        <w:t>_rental_effective_reserved_qty</w:t>
+      </w:r>
+      <w:r>
+        <w:rPr/>
+        <w:t xml:space="preserve">): the ordered quantity while any outbound move is still open (a back-order means the rest is still coming), and </w:t>
+      </w:r>
+      <w:r>
+        <w:rPr>
+          <w:b/>
+        </w:rPr>
+        <w:t>what actually shipped</w:t>
+      </w:r>
+      <w:r>
+        <w:rPr/>
+        <w:t xml:space="preserve"> once the outbound is closed short with no back-order. The order line is never rewritten — which is why </w:t>
+      </w:r>
+      <w:r>
+        <w:rPr>
+          <w:rFonts w:ascii="Consolas" w:hAnsi="Consolas"/>
+          <w:color w:val="A03030"/>
+          <w:sz w:val="19"/>
+        </w:rPr>
+        <w:t>auto_reconcile_delivered_qty</w:t>
+      </w:r>
+      <w:r>
+        <w:rPr/>
+        <w:t xml:space="preserve"> stays </w:t>
+      </w:r>
+      <w:r>
+        <w:rPr>
+          <w:b/>
+        </w:rPr>
+        <w:t>off</w:t>
+      </w:r>
+      <w:r>
+        <w:rPr/>
+        <w:t>.</w:t>
+      </w:r>
+    </w:p>
+    <w:p>
+      <w:pPr>
+        <w:pStyle w:val="ListBullet"/>
+      </w:pPr>
+      <w:r>
+        <w:rPr>
+          <w:b/>
+        </w:rPr>
+        <w:t>RAV-25 Release date</w:t>
+      </w:r>
+      <w:r>
+        <w:rPr/>
+        <w:t xml:space="preserve"> (</w:t>
+      </w:r>
+      <w:r>
+        <w:rPr>
+          <w:rFonts w:ascii="Consolas" w:hAnsi="Consolas"/>
+          <w:color w:val="A03030"/>
+          <w:sz w:val="19"/>
+        </w:rPr>
+        <w:t>_rental_effective_return_date</w:t>
+      </w:r>
+      <w:r>
+        <w:rPr/>
+        <w:t xml:space="preserve">): released on the real return operation </w:t>
+      </w:r>
+      <w:r>
+        <w:rPr>
+          <w:b/>
+        </w:rPr>
+        <w:t>only when custody is settled</w:t>
+      </w:r>
+      <w:r>
+        <w:rPr/>
+        <w:t xml:space="preserve"> (nothing left at the client). With units still out and no further return scheduled, the line stays committed until at least </w:t>
+      </w:r>
+      <w:r>
+        <w:rPr>
+          <w:rFonts w:ascii="Consolas" w:hAnsi="Consolas"/>
+          <w:color w:val="A03030"/>
+          <w:sz w:val="19"/>
+        </w:rPr>
+        <w:t>now</w:t>
+      </w:r>
+      <w:r>
+        <w:rPr/>
+        <w:t>, and until the declared return date when that is later.</w:t>
+      </w:r>
+    </w:p>
+    <w:p>
+      <w:pPr>
+        <w:pStyle w:val="Quote"/>
+      </w:pPr>
+      <w:r>
+        <w:rPr/>
+        <w:t xml:space="preserve">Releasing a </w:t>
+      </w:r>
+      <w:r>
+        <w:rPr>
+          <w:i/>
+        </w:rPr>
+        <w:t>partially</w:t>
+      </w:r>
+      <w:r>
+        <w:rPr/>
+        <w:t xml:space="preserve"> returned line on its last completed return put the effective return </w:t>
+      </w:r>
+      <w:r>
+        <w:rPr>
+          <w:b/>
+        </w:rPr>
+        <w:t>before</w:t>
+      </w:r>
+      <w:r>
+        <w:rPr/>
+        <w:t xml:space="preserve"> the effective pickup. The inverted window made the line reserve stock </w:t>
+      </w:r>
+      <w:r>
+        <w:rPr>
+          <w:i/>
+        </w:rPr>
+        <w:t>outside</w:t>
+      </w:r>
+      <w:r>
+        <w:rPr/>
+        <w:t xml:space="preserve"> its rental and nothing </w:t>
+      </w:r>
+      <w:r>
+        <w:rPr>
+          <w:i/>
+        </w:rPr>
+        <w:t>during</w:t>
+      </w:r>
+      <w:r>
+        <w:rPr/>
+        <w:t xml:space="preserve"> it — an over-booking hole (real case S02100: 9 shipped, 6 back, 2 written off, 1 still out).</w:t>
+      </w:r>
+    </w:p>
+    <w:p>
+      <w:pPr>
+        <w:pStyle w:val="ListBullet"/>
+      </w:pPr>
+      <w:r>
+        <w:rPr>
+          <w:b/>
+        </w:rPr>
+        <w:t>RAV-26 Over-delivery is reserved in full.</w:t>
+      </w:r>
+      <w:r>
+        <w:rPr/>
+        <w:t xml:space="preserve"> Because the base is what moved, shipping 11 on a 10-line commits 11 — the order-quantity base understated it by 1.</w:t>
+      </w:r>
+    </w:p>
+    <w:p>
+      <w:r>
+        <w:rPr/>
+        <w:t xml:space="preserve">Tests: </w:t>
+      </w:r>
+      <w:r>
+        <w:rPr>
+          <w:rFonts w:ascii="Consolas" w:hAnsi="Consolas"/>
+          <w:color w:val="A03030"/>
+          <w:sz w:val="19"/>
+        </w:rPr>
+        <w:t>test_rental_return_operation_date.py</w:t>
+      </w:r>
+      <w:r>
+        <w:rPr/>
+        <w:t xml:space="preserve"> (partial return, inverted window, un-shipped remainder, scrap released exactly once, still-returnable order) and </w:t>
+      </w:r>
+      <w:r>
+        <w:rPr>
+          <w:rFonts w:ascii="Consolas" w:hAnsi="Consolas"/>
+          <w:color w:val="A03030"/>
+          <w:sz w:val="19"/>
+        </w:rPr>
+        <w:t>test_rental_reservation_short_delivery.py</w:t>
+      </w:r>
+      <w:r>
+        <w:rPr/>
+        <w:t>.</w:t>
+      </w:r>
+    </w:p>
+    <w:p>
+      <w:pPr>
+        <w:pStyle w:val="Heading1"/>
+      </w:pPr>
+      <w:r>
+        <w:rPr/>
+        <w:t>12. Odoo 20 migration notes</w:t>
       </w:r>
     </w:p>
     <w:p>
